--- a/docs/docx/08-tz.docx
+++ b/docs/docx/08-tz.docx
@@ -23,7 +23,7 @@
       </w:pPr>
       <w:r>
         <w:rPr/>
-        <w:t>Планировщик отпусков 0.3.0 · Требования к корпоративному планировщику отпусков</w:t>
+        <w:t>Планировщик отпусков 0.4.0 · Требования к корпоративному планировщику отпусков</w:t>
       </w:r>
     </w:p>
     <w:p>
@@ -93,7 +93,7 @@
             </w:rPr>
             <w:fldChar w:fldCharType="separate"/>
           </w:r>
-          <w:hyperlink w:anchor="__RefHeading___Toc16376_1756087021">
+          <w:hyperlink w:anchor="__RefHeading___Toc18313_1562542824">
             <w:r>
               <w:rPr>
                 <w:webHidden/>
@@ -114,7 +114,7 @@
             </w:tabs>
             <w:rPr/>
           </w:pPr>
-          <w:hyperlink w:anchor="__RefHeading___Toc16378_1756087021">
+          <w:hyperlink w:anchor="__RefHeading___Toc18315_1562542824">
             <w:r>
               <w:rPr>
                 <w:webHidden/>
@@ -135,7 +135,7 @@
             </w:tabs>
             <w:rPr/>
           </w:pPr>
-          <w:hyperlink w:anchor="__RefHeading___Toc16380_1756087021">
+          <w:hyperlink w:anchor="__RefHeading___Toc18317_1562542824">
             <w:r>
               <w:rPr>
                 <w:webHidden/>
@@ -156,7 +156,7 @@
             </w:tabs>
             <w:rPr/>
           </w:pPr>
-          <w:hyperlink w:anchor="__RefHeading___Toc16382_1756087021">
+          <w:hyperlink w:anchor="__RefHeading___Toc18319_1562542824">
             <w:r>
               <w:rPr>
                 <w:webHidden/>
@@ -177,7 +177,7 @@
             </w:tabs>
             <w:rPr/>
           </w:pPr>
-          <w:hyperlink w:anchor="__RefHeading___Toc16384_1756087021">
+          <w:hyperlink w:anchor="__RefHeading___Toc18321_1562542824">
             <w:r>
               <w:rPr>
                 <w:webHidden/>
@@ -198,7 +198,7 @@
             </w:tabs>
             <w:rPr/>
           </w:pPr>
-          <w:hyperlink w:anchor="__RefHeading___Toc16386_1756087021">
+          <w:hyperlink w:anchor="__RefHeading___Toc18323_1562542824">
             <w:r>
               <w:rPr>
                 <w:webHidden/>
@@ -219,7 +219,7 @@
             </w:tabs>
             <w:rPr/>
           </w:pPr>
-          <w:hyperlink w:anchor="__RefHeading___Toc16388_1756087021">
+          <w:hyperlink w:anchor="__RefHeading___Toc18325_1562542824">
             <w:r>
               <w:rPr>
                 <w:webHidden/>
@@ -240,7 +240,7 @@
             </w:tabs>
             <w:rPr/>
           </w:pPr>
-          <w:hyperlink w:anchor="__RefHeading___Toc16390_1756087021">
+          <w:hyperlink w:anchor="__RefHeading___Toc18327_1562542824">
             <w:r>
               <w:rPr>
                 <w:webHidden/>
@@ -261,7 +261,7 @@
             </w:tabs>
             <w:rPr/>
           </w:pPr>
-          <w:hyperlink w:anchor="__RefHeading___Toc16392_1756087021">
+          <w:hyperlink w:anchor="__RefHeading___Toc18329_1562542824">
             <w:r>
               <w:rPr>
                 <w:webHidden/>
@@ -282,7 +282,7 @@
             </w:tabs>
             <w:rPr/>
           </w:pPr>
-          <w:hyperlink w:anchor="__RefHeading___Toc16394_1756087021">
+          <w:hyperlink w:anchor="__RefHeading___Toc18331_1562542824">
             <w:r>
               <w:rPr>
                 <w:webHidden/>
@@ -303,7 +303,7 @@
             </w:tabs>
             <w:rPr/>
           </w:pPr>
-          <w:hyperlink w:anchor="__RefHeading___Toc16396_1756087021">
+          <w:hyperlink w:anchor="__RefHeading___Toc18333_1562542824">
             <w:r>
               <w:rPr>
                 <w:webHidden/>
@@ -324,7 +324,7 @@
             </w:tabs>
             <w:rPr/>
           </w:pPr>
-          <w:hyperlink w:anchor="__RefHeading___Toc16398_1756087021">
+          <w:hyperlink w:anchor="__RefHeading___Toc18335_1562542824">
             <w:r>
               <w:rPr>
                 <w:webHidden/>
@@ -349,7 +349,7 @@
         <w:pStyle w:val="Heading1"/>
         <w:rPr/>
       </w:pPr>
-      <w:bookmarkStart w:id="0" w:name="__RefHeading___Toc16376_1756087021"/>
+      <w:bookmarkStart w:id="0" w:name="__RefHeading___Toc18313_1562542824"/>
       <w:bookmarkEnd w:id="0"/>
       <w:r>
         <w:rPr>
@@ -753,7 +753,7 @@
         <w:pStyle w:val="Heading1"/>
         <w:rPr/>
       </w:pPr>
-      <w:bookmarkStart w:id="2" w:name="__RefHeading___Toc16378_1756087021"/>
+      <w:bookmarkStart w:id="2" w:name="__RefHeading___Toc18315_1562542824"/>
       <w:bookmarkEnd w:id="2"/>
       <w:r>
         <w:rPr>
@@ -1224,7 +1224,7 @@
         <w:pStyle w:val="Heading1"/>
         <w:rPr/>
       </w:pPr>
-      <w:bookmarkStart w:id="3" w:name="__RefHeading___Toc16380_1756087021"/>
+      <w:bookmarkStart w:id="3" w:name="__RefHeading___Toc18317_1562542824"/>
       <w:bookmarkEnd w:id="3"/>
       <w:r>
         <w:rPr>
@@ -1350,7 +1350,7 @@
         <w:pStyle w:val="Heading1"/>
         <w:rPr/>
       </w:pPr>
-      <w:bookmarkStart w:id="4" w:name="__RefHeading___Toc16382_1756087021"/>
+      <w:bookmarkStart w:id="4" w:name="__RefHeading___Toc18319_1562542824"/>
       <w:bookmarkStart w:id="5" w:name="роли"/>
       <w:bookmarkEnd w:id="4"/>
       <w:r>
@@ -1742,7 +1742,7 @@
         <w:pStyle w:val="Heading1"/>
         <w:rPr/>
       </w:pPr>
-      <w:bookmarkStart w:id="7" w:name="__RefHeading___Toc16384_1756087021"/>
+      <w:bookmarkStart w:id="7" w:name="__RefHeading___Toc18321_1562542824"/>
       <w:bookmarkEnd w:id="7"/>
       <w:r>
         <w:rPr>
@@ -2826,7 +2826,7 @@
         <w:pStyle w:val="Heading1"/>
         <w:rPr/>
       </w:pPr>
-      <w:bookmarkStart w:id="9" w:name="__RefHeading___Toc16386_1756087021"/>
+      <w:bookmarkStart w:id="9" w:name="__RefHeading___Toc18323_1562542824"/>
       <w:bookmarkEnd w:id="9"/>
       <w:r>
         <w:rPr>
@@ -2995,7 +2995,7 @@
         <w:pStyle w:val="Heading1"/>
         <w:rPr/>
       </w:pPr>
-      <w:bookmarkStart w:id="10" w:name="__RefHeading___Toc16388_1756087021"/>
+      <w:bookmarkStart w:id="10" w:name="__RefHeading___Toc18325_1562542824"/>
       <w:bookmarkEnd w:id="10"/>
       <w:r>
         <w:rPr>
@@ -3596,7 +3596,7 @@
         <w:pStyle w:val="Heading1"/>
         <w:rPr/>
       </w:pPr>
-      <w:bookmarkStart w:id="12" w:name="__RefHeading___Toc16390_1756087021"/>
+      <w:bookmarkStart w:id="12" w:name="__RefHeading___Toc18327_1562542824"/>
       <w:bookmarkEnd w:id="12"/>
       <w:r>
         <w:rPr>
@@ -3743,7 +3743,7 @@
         <w:pStyle w:val="Heading1"/>
         <w:rPr/>
       </w:pPr>
-      <w:bookmarkStart w:id="13" w:name="__RefHeading___Toc16392_1756087021"/>
+      <w:bookmarkStart w:id="13" w:name="__RefHeading___Toc18329_1562542824"/>
       <w:bookmarkStart w:id="14" w:name="архитектура-и-данные"/>
       <w:bookmarkEnd w:id="13"/>
       <w:r>
@@ -3775,7 +3775,7 @@
         <w:pStyle w:val="Heading1"/>
         <w:rPr/>
       </w:pPr>
-      <w:bookmarkStart w:id="16" w:name="__RefHeading___Toc16394_1756087021"/>
+      <w:bookmarkStart w:id="16" w:name="__RefHeading___Toc18331_1562542824"/>
       <w:bookmarkStart w:id="17" w:name="поставка-и-сопровождение"/>
       <w:bookmarkEnd w:id="16"/>
       <w:r>
@@ -3872,7 +3872,7 @@
         <w:pStyle w:val="Heading1"/>
         <w:rPr/>
       </w:pPr>
-      <w:bookmarkStart w:id="18" w:name="__RefHeading___Toc16396_1756087021"/>
+      <w:bookmarkStart w:id="18" w:name="__RefHeading___Toc18333_1562542824"/>
       <w:bookmarkStart w:id="19" w:name="приёмка"/>
       <w:bookmarkEnd w:id="18"/>
       <w:r>
@@ -3964,7 +3964,7 @@
         <w:pStyle w:val="Heading1"/>
         <w:rPr/>
       </w:pPr>
-      <w:bookmarkStart w:id="21" w:name="__RefHeading___Toc16398_1756087021"/>
+      <w:bookmarkStart w:id="21" w:name="__RefHeading___Toc18335_1562542824"/>
       <w:bookmarkEnd w:id="21"/>
       <w:r>
         <w:rPr>
@@ -4735,7 +4735,7 @@
         <w:color w:val="8A92A6"/>
         <w:sz w:val="16"/>
       </w:rPr>
-      <w:t xml:space="preserve">Планировщик отпусков 0.3.0 · Техническое задание · стр. </w:t>
+      <w:t xml:space="preserve">Планировщик отпусков 0.4.0 · Техническое задание · стр. </w:t>
     </w:r>
     <w:r>
       <w:rPr/>
@@ -4774,7 +4774,7 @@
         <w:color w:val="8A92A6"/>
         <w:sz w:val="16"/>
       </w:rPr>
-      <w:t xml:space="preserve">Планировщик отпусков 0.3.0 · Техническое задание · стр. </w:t>
+      <w:t xml:space="preserve">Планировщик отпусков 0.4.0 · Техническое задание · стр. </w:t>
     </w:r>
     <w:r>
       <w:rPr/>

--- a/docs/docx/08-tz.docx
+++ b/docs/docx/08-tz.docx
@@ -23,7 +23,7 @@
       </w:pPr>
       <w:r>
         <w:rPr/>
-        <w:t>Планировщик отпусков 0.4.0 · Требования к корпоративному планировщику отпусков</w:t>
+        <w:t>Планировщик отпусков 0.5.0 · Требования к корпоративному планировщику отпусков</w:t>
       </w:r>
     </w:p>
     <w:p>
@@ -93,7 +93,7 @@
             </w:rPr>
             <w:fldChar w:fldCharType="separate"/>
           </w:r>
-          <w:hyperlink w:anchor="__RefHeading___Toc18313_1562542824">
+          <w:hyperlink w:anchor="__RefHeading___Toc19981_2275915807">
             <w:r>
               <w:rPr>
                 <w:webHidden/>
@@ -114,7 +114,7 @@
             </w:tabs>
             <w:rPr/>
           </w:pPr>
-          <w:hyperlink w:anchor="__RefHeading___Toc18315_1562542824">
+          <w:hyperlink w:anchor="__RefHeading___Toc19983_2275915807">
             <w:r>
               <w:rPr>
                 <w:webHidden/>
@@ -135,7 +135,7 @@
             </w:tabs>
             <w:rPr/>
           </w:pPr>
-          <w:hyperlink w:anchor="__RefHeading___Toc18317_1562542824">
+          <w:hyperlink w:anchor="__RefHeading___Toc19985_2275915807">
             <w:r>
               <w:rPr>
                 <w:webHidden/>
@@ -156,7 +156,7 @@
             </w:tabs>
             <w:rPr/>
           </w:pPr>
-          <w:hyperlink w:anchor="__RefHeading___Toc18319_1562542824">
+          <w:hyperlink w:anchor="__RefHeading___Toc19987_2275915807">
             <w:r>
               <w:rPr>
                 <w:webHidden/>
@@ -177,7 +177,7 @@
             </w:tabs>
             <w:rPr/>
           </w:pPr>
-          <w:hyperlink w:anchor="__RefHeading___Toc18321_1562542824">
+          <w:hyperlink w:anchor="__RefHeading___Toc19989_2275915807">
             <w:r>
               <w:rPr>
                 <w:webHidden/>
@@ -198,7 +198,7 @@
             </w:tabs>
             <w:rPr/>
           </w:pPr>
-          <w:hyperlink w:anchor="__RefHeading___Toc18323_1562542824">
+          <w:hyperlink w:anchor="__RefHeading___Toc19991_2275915807">
             <w:r>
               <w:rPr>
                 <w:webHidden/>
@@ -219,7 +219,7 @@
             </w:tabs>
             <w:rPr/>
           </w:pPr>
-          <w:hyperlink w:anchor="__RefHeading___Toc18325_1562542824">
+          <w:hyperlink w:anchor="__RefHeading___Toc19993_2275915807">
             <w:r>
               <w:rPr>
                 <w:webHidden/>
@@ -240,7 +240,7 @@
             </w:tabs>
             <w:rPr/>
           </w:pPr>
-          <w:hyperlink w:anchor="__RefHeading___Toc18327_1562542824">
+          <w:hyperlink w:anchor="__RefHeading___Toc19995_2275915807">
             <w:r>
               <w:rPr>
                 <w:webHidden/>
@@ -261,7 +261,7 @@
             </w:tabs>
             <w:rPr/>
           </w:pPr>
-          <w:hyperlink w:anchor="__RefHeading___Toc18329_1562542824">
+          <w:hyperlink w:anchor="__RefHeading___Toc19997_2275915807">
             <w:r>
               <w:rPr>
                 <w:webHidden/>
@@ -282,7 +282,7 @@
             </w:tabs>
             <w:rPr/>
           </w:pPr>
-          <w:hyperlink w:anchor="__RefHeading___Toc18331_1562542824">
+          <w:hyperlink w:anchor="__RefHeading___Toc19999_2275915807">
             <w:r>
               <w:rPr>
                 <w:webHidden/>
@@ -303,7 +303,7 @@
             </w:tabs>
             <w:rPr/>
           </w:pPr>
-          <w:hyperlink w:anchor="__RefHeading___Toc18333_1562542824">
+          <w:hyperlink w:anchor="__RefHeading___Toc20001_2275915807">
             <w:r>
               <w:rPr>
                 <w:webHidden/>
@@ -324,7 +324,7 @@
             </w:tabs>
             <w:rPr/>
           </w:pPr>
-          <w:hyperlink w:anchor="__RefHeading___Toc18335_1562542824">
+          <w:hyperlink w:anchor="__RefHeading___Toc20003_2275915807">
             <w:r>
               <w:rPr>
                 <w:webHidden/>
@@ -349,7 +349,7 @@
         <w:pStyle w:val="Heading1"/>
         <w:rPr/>
       </w:pPr>
-      <w:bookmarkStart w:id="0" w:name="__RefHeading___Toc18313_1562542824"/>
+      <w:bookmarkStart w:id="0" w:name="__RefHeading___Toc19981_2275915807"/>
       <w:bookmarkEnd w:id="0"/>
       <w:r>
         <w:rPr>
@@ -753,7 +753,7 @@
         <w:pStyle w:val="Heading1"/>
         <w:rPr/>
       </w:pPr>
-      <w:bookmarkStart w:id="2" w:name="__RefHeading___Toc18315_1562542824"/>
+      <w:bookmarkStart w:id="2" w:name="__RefHeading___Toc19983_2275915807"/>
       <w:bookmarkEnd w:id="2"/>
       <w:r>
         <w:rPr>
@@ -1224,7 +1224,7 @@
         <w:pStyle w:val="Heading1"/>
         <w:rPr/>
       </w:pPr>
-      <w:bookmarkStart w:id="3" w:name="__RefHeading___Toc18317_1562542824"/>
+      <w:bookmarkStart w:id="3" w:name="__RefHeading___Toc19985_2275915807"/>
       <w:bookmarkEnd w:id="3"/>
       <w:r>
         <w:rPr>
@@ -1350,7 +1350,7 @@
         <w:pStyle w:val="Heading1"/>
         <w:rPr/>
       </w:pPr>
-      <w:bookmarkStart w:id="4" w:name="__RefHeading___Toc18319_1562542824"/>
+      <w:bookmarkStart w:id="4" w:name="__RefHeading___Toc19987_2275915807"/>
       <w:bookmarkStart w:id="5" w:name="роли"/>
       <w:bookmarkEnd w:id="4"/>
       <w:r>
@@ -1742,7 +1742,7 @@
         <w:pStyle w:val="Heading1"/>
         <w:rPr/>
       </w:pPr>
-      <w:bookmarkStart w:id="7" w:name="__RefHeading___Toc18321_1562542824"/>
+      <w:bookmarkStart w:id="7" w:name="__RefHeading___Toc19989_2275915807"/>
       <w:bookmarkEnd w:id="7"/>
       <w:r>
         <w:rPr>
@@ -2826,7 +2826,7 @@
         <w:pStyle w:val="Heading1"/>
         <w:rPr/>
       </w:pPr>
-      <w:bookmarkStart w:id="9" w:name="__RefHeading___Toc18323_1562542824"/>
+      <w:bookmarkStart w:id="9" w:name="__RefHeading___Toc19991_2275915807"/>
       <w:bookmarkEnd w:id="9"/>
       <w:r>
         <w:rPr>
@@ -2995,7 +2995,7 @@
         <w:pStyle w:val="Heading1"/>
         <w:rPr/>
       </w:pPr>
-      <w:bookmarkStart w:id="10" w:name="__RefHeading___Toc18325_1562542824"/>
+      <w:bookmarkStart w:id="10" w:name="__RefHeading___Toc19993_2275915807"/>
       <w:bookmarkEnd w:id="10"/>
       <w:r>
         <w:rPr>
@@ -3596,7 +3596,7 @@
         <w:pStyle w:val="Heading1"/>
         <w:rPr/>
       </w:pPr>
-      <w:bookmarkStart w:id="12" w:name="__RefHeading___Toc18327_1562542824"/>
+      <w:bookmarkStart w:id="12" w:name="__RefHeading___Toc19995_2275915807"/>
       <w:bookmarkEnd w:id="12"/>
       <w:r>
         <w:rPr>
@@ -3743,7 +3743,7 @@
         <w:pStyle w:val="Heading1"/>
         <w:rPr/>
       </w:pPr>
-      <w:bookmarkStart w:id="13" w:name="__RefHeading___Toc18329_1562542824"/>
+      <w:bookmarkStart w:id="13" w:name="__RefHeading___Toc19997_2275915807"/>
       <w:bookmarkStart w:id="14" w:name="архитектура-и-данные"/>
       <w:bookmarkEnd w:id="13"/>
       <w:r>
@@ -3775,7 +3775,7 @@
         <w:pStyle w:val="Heading1"/>
         <w:rPr/>
       </w:pPr>
-      <w:bookmarkStart w:id="16" w:name="__RefHeading___Toc18331_1562542824"/>
+      <w:bookmarkStart w:id="16" w:name="__RefHeading___Toc19999_2275915807"/>
       <w:bookmarkStart w:id="17" w:name="поставка-и-сопровождение"/>
       <w:bookmarkEnd w:id="16"/>
       <w:r>
@@ -3872,7 +3872,7 @@
         <w:pStyle w:val="Heading1"/>
         <w:rPr/>
       </w:pPr>
-      <w:bookmarkStart w:id="18" w:name="__RefHeading___Toc18333_1562542824"/>
+      <w:bookmarkStart w:id="18" w:name="__RefHeading___Toc20001_2275915807"/>
       <w:bookmarkStart w:id="19" w:name="приёмка"/>
       <w:bookmarkEnd w:id="18"/>
       <w:r>
@@ -3964,7 +3964,7 @@
         <w:pStyle w:val="Heading1"/>
         <w:rPr/>
       </w:pPr>
-      <w:bookmarkStart w:id="21" w:name="__RefHeading___Toc18335_1562542824"/>
+      <w:bookmarkStart w:id="21" w:name="__RefHeading___Toc20003_2275915807"/>
       <w:bookmarkEnd w:id="21"/>
       <w:r>
         <w:rPr>
@@ -4735,7 +4735,7 @@
         <w:color w:val="8A92A6"/>
         <w:sz w:val="16"/>
       </w:rPr>
-      <w:t xml:space="preserve">Планировщик отпусков 0.4.0 · Техническое задание · стр. </w:t>
+      <w:t xml:space="preserve">Планировщик отпусков 0.5.0 · Техническое задание · стр. </w:t>
     </w:r>
     <w:r>
       <w:rPr/>
@@ -4774,7 +4774,7 @@
         <w:color w:val="8A92A6"/>
         <w:sz w:val="16"/>
       </w:rPr>
-      <w:t xml:space="preserve">Планировщик отпусков 0.4.0 · Техническое задание · стр. </w:t>
+      <w:t xml:space="preserve">Планировщик отпусков 0.5.0 · Техническое задание · стр. </w:t>
     </w:r>
     <w:r>
       <w:rPr/>

--- a/docs/docx/08-tz.docx
+++ b/docs/docx/08-tz.docx
@@ -23,7 +23,7 @@
       </w:pPr>
       <w:r>
         <w:rPr/>
-        <w:t>Планировщик отпусков 0.5.0 · Требования к корпоративному планировщику отпусков</w:t>
+        <w:t>Планировщик отпусков 0.6.0 · Требования к корпоративному планировщику отпусков</w:t>
       </w:r>
     </w:p>
     <w:p>
@@ -33,7 +33,7 @@
       </w:pPr>
       <w:r>
         <w:rPr/>
-        <w:t>28 октября 2026</w:t>
+        <w:t>29 октября 2026</w:t>
       </w:r>
     </w:p>
     <w:sdt>
@@ -93,7 +93,7 @@
             </w:rPr>
             <w:fldChar w:fldCharType="separate"/>
           </w:r>
-          <w:hyperlink w:anchor="__RefHeading___Toc19981_2275915807">
+          <w:hyperlink w:anchor="__RefHeading___Toc26573_3673021804">
             <w:r>
               <w:rPr>
                 <w:webHidden/>
@@ -114,7 +114,7 @@
             </w:tabs>
             <w:rPr/>
           </w:pPr>
-          <w:hyperlink w:anchor="__RefHeading___Toc19983_2275915807">
+          <w:hyperlink w:anchor="__RefHeading___Toc26575_3673021804">
             <w:r>
               <w:rPr>
                 <w:webHidden/>
@@ -135,7 +135,7 @@
             </w:tabs>
             <w:rPr/>
           </w:pPr>
-          <w:hyperlink w:anchor="__RefHeading___Toc19985_2275915807">
+          <w:hyperlink w:anchor="__RefHeading___Toc26577_3673021804">
             <w:r>
               <w:rPr>
                 <w:webHidden/>
@@ -156,7 +156,7 @@
             </w:tabs>
             <w:rPr/>
           </w:pPr>
-          <w:hyperlink w:anchor="__RefHeading___Toc19987_2275915807">
+          <w:hyperlink w:anchor="__RefHeading___Toc26579_3673021804">
             <w:r>
               <w:rPr>
                 <w:webHidden/>
@@ -177,7 +177,7 @@
             </w:tabs>
             <w:rPr/>
           </w:pPr>
-          <w:hyperlink w:anchor="__RefHeading___Toc19989_2275915807">
+          <w:hyperlink w:anchor="__RefHeading___Toc26581_3673021804">
             <w:r>
               <w:rPr>
                 <w:webHidden/>
@@ -198,7 +198,7 @@
             </w:tabs>
             <w:rPr/>
           </w:pPr>
-          <w:hyperlink w:anchor="__RefHeading___Toc19991_2275915807">
+          <w:hyperlink w:anchor="__RefHeading___Toc26583_3673021804">
             <w:r>
               <w:rPr>
                 <w:webHidden/>
@@ -206,7 +206,7 @@
               </w:rPr>
               <w:t>6 Сценарии приёмки</w:t>
               <w:tab/>
-              <w:t>8</w:t>
+              <w:t>9</w:t>
             </w:r>
           </w:hyperlink>
         </w:p>
@@ -219,7 +219,7 @@
             </w:tabs>
             <w:rPr/>
           </w:pPr>
-          <w:hyperlink w:anchor="__RefHeading___Toc19993_2275915807">
+          <w:hyperlink w:anchor="__RefHeading___Toc26585_3673021804">
             <w:r>
               <w:rPr>
                 <w:webHidden/>
@@ -227,7 +227,7 @@
               </w:rPr>
               <w:t>7 Нефункциональные требования</w:t>
               <w:tab/>
-              <w:t>9</w:t>
+              <w:t>10</w:t>
             </w:r>
           </w:hyperlink>
         </w:p>
@@ -240,7 +240,7 @@
             </w:tabs>
             <w:rPr/>
           </w:pPr>
-          <w:hyperlink w:anchor="__RefHeading___Toc19995_2275915807">
+          <w:hyperlink w:anchor="__RefHeading___Toc26587_3673021804">
             <w:r>
               <w:rPr>
                 <w:webHidden/>
@@ -248,7 +248,7 @@
               </w:rPr>
               <w:t>8 Требования к безопасности</w:t>
               <w:tab/>
-              <w:t>10</w:t>
+              <w:t>11</w:t>
             </w:r>
           </w:hyperlink>
         </w:p>
@@ -261,7 +261,7 @@
             </w:tabs>
             <w:rPr/>
           </w:pPr>
-          <w:hyperlink w:anchor="__RefHeading___Toc19997_2275915807">
+          <w:hyperlink w:anchor="__RefHeading___Toc26589_3673021804">
             <w:r>
               <w:rPr>
                 <w:webHidden/>
@@ -269,7 +269,7 @@
               </w:rPr>
               <w:t>9 Архитектура и данные</w:t>
               <w:tab/>
-              <w:t>11</w:t>
+              <w:t>12</w:t>
             </w:r>
           </w:hyperlink>
         </w:p>
@@ -282,7 +282,7 @@
             </w:tabs>
             <w:rPr/>
           </w:pPr>
-          <w:hyperlink w:anchor="__RefHeading___Toc19999_2275915807">
+          <w:hyperlink w:anchor="__RefHeading___Toc26591_3673021804">
             <w:r>
               <w:rPr>
                 <w:webHidden/>
@@ -290,7 +290,7 @@
               </w:rPr>
               <w:t>10 Поставка и сопровождение</w:t>
               <w:tab/>
-              <w:t>12</w:t>
+              <w:t>13</w:t>
             </w:r>
           </w:hyperlink>
         </w:p>
@@ -303,7 +303,7 @@
             </w:tabs>
             <w:rPr/>
           </w:pPr>
-          <w:hyperlink w:anchor="__RefHeading___Toc20001_2275915807">
+          <w:hyperlink w:anchor="__RefHeading___Toc26593_3673021804">
             <w:r>
               <w:rPr>
                 <w:webHidden/>
@@ -311,7 +311,7 @@
               </w:rPr>
               <w:t>11 Приёмка</w:t>
               <w:tab/>
-              <w:t>13</w:t>
+              <w:t>14</w:t>
             </w:r>
           </w:hyperlink>
         </w:p>
@@ -324,7 +324,7 @@
             </w:tabs>
             <w:rPr/>
           </w:pPr>
-          <w:hyperlink w:anchor="__RefHeading___Toc20003_2275915807">
+          <w:hyperlink w:anchor="__RefHeading___Toc26595_3673021804">
             <w:r>
               <w:rPr>
                 <w:webHidden/>
@@ -332,7 +332,7 @@
               </w:rPr>
               <w:t>12 Риски</w:t>
               <w:tab/>
-              <w:t>14</w:t>
+              <w:t>15</w:t>
             </w:r>
           </w:hyperlink>
           <w:r>
@@ -349,7 +349,7 @@
         <w:pStyle w:val="Heading1"/>
         <w:rPr/>
       </w:pPr>
-      <w:bookmarkStart w:id="0" w:name="__RefHeading___Toc19981_2275915807"/>
+      <w:bookmarkStart w:id="0" w:name="__RefHeading___Toc26573_3673021804"/>
       <w:bookmarkEnd w:id="0"/>
       <w:r>
         <w:rPr>
@@ -753,7 +753,7 @@
         <w:pStyle w:val="Heading1"/>
         <w:rPr/>
       </w:pPr>
-      <w:bookmarkStart w:id="2" w:name="__RefHeading___Toc19983_2275915807"/>
+      <w:bookmarkStart w:id="2" w:name="__RefHeading___Toc26575_3673021804"/>
       <w:bookmarkEnd w:id="2"/>
       <w:r>
         <w:rPr>
@@ -1224,7 +1224,7 @@
         <w:pStyle w:val="Heading1"/>
         <w:rPr/>
       </w:pPr>
-      <w:bookmarkStart w:id="3" w:name="__RefHeading___Toc19985_2275915807"/>
+      <w:bookmarkStart w:id="3" w:name="__RefHeading___Toc26577_3673021804"/>
       <w:bookmarkEnd w:id="3"/>
       <w:r>
         <w:rPr>
@@ -1252,7 +1252,7 @@
       </w:r>
       <w:r>
         <w:rPr/>
-        <w:t xml:space="preserve"> заявки и их жизненный цикл, согласование, график отпусков, балансы и лимиты, производственный календарь, подбор дат, аналитика отдела, график работы, сотрудники и оргструктура, правила организации, уведомления в интерфейсе, выгрузки XLSX, журнал аудита, резервное копирование.</w:t>
+        <w:t xml:space="preserve"> заявки и их жизненный цикл, согласование, график отпусков, балансы и лимиты, производственный календарь, подбор дат, аналитика отдела, график работы, сотрудники и оргструктура, правила организации, уведомления в интерфейсе, выгрузки XLSX, журнал аудита, резервное копирование; с v0.6.0 — кампания планирования на год, утверждение графика и форма Т-7, извещения о начале отпуска с ознакомлением, замещение и эскалация согласования, журнал входов, блокировка и управление сеансами, политика паролей.</w:t>
       </w:r>
     </w:p>
     <w:p>
@@ -1269,7 +1269,7 @@
       </w:r>
       <w:r>
         <w:rPr/>
-        <w:t xml:space="preserve"> больничные и иные виды отсутствия, кадровые приказы и расчёт отпускных, несколько юрлиц в одном экземпляре, мобильное приложение (адаптивная вёрстка — входит).</w:t>
+        <w:t xml:space="preserve"> больничные и иные виды отсутствия, кадровые приказы (Т-6) и расчёт отпускных, несколько юрлиц в одном экземпляре, мобильное приложение (адаптивная вёрстка — входит).</w:t>
       </w:r>
     </w:p>
     <w:p>
@@ -1350,7 +1350,7 @@
         <w:pStyle w:val="Heading1"/>
         <w:rPr/>
       </w:pPr>
-      <w:bookmarkStart w:id="4" w:name="__RefHeading___Toc19987_2275915807"/>
+      <w:bookmarkStart w:id="4" w:name="__RefHeading___Toc26579_3673021804"/>
       <w:bookmarkStart w:id="5" w:name="роли"/>
       <w:bookmarkEnd w:id="4"/>
       <w:r>
@@ -1374,7 +1374,7 @@
         <w:rPr/>
         <w:drawing>
           <wp:inline distT="0" distB="0" distL="0" distR="0">
-            <wp:extent cx="5334000" cy="2021840"/>
+            <wp:extent cx="5334000" cy="2661920"/>
             <wp:effectExtent l="0" t="0" r="0" b="0"/>
             <wp:docPr id="2" name="Image2" descr="Роли и их возможности"/>
             <wp:cNvGraphicFramePr>
@@ -1398,7 +1398,7 @@
                   <pic:spPr bwMode="auto">
                     <a:xfrm>
                       <a:off x="0" y="0"/>
-                      <a:ext cx="5334000" cy="2021840"/>
+                      <a:ext cx="5334000" cy="2661920"/>
                     </a:xfrm>
                     <a:prstGeom prst="rect">
                       <a:avLst/>
@@ -1686,6 +1686,144 @@
                 <w:szCs w:val="24"/>
                 <w:lang w:val="en-US" w:eastAsia="en-US" w:bidi="ar-SA"/>
               </w:rPr>
+              <w:t>Заместитель</w:t>
+            </w:r>
+          </w:p>
+        </w:tc>
+        <w:tc>
+          <w:tcPr>
+            <w:tcW w:w="4680" w:type="dxa"/>
+            <w:tcBorders>
+              <w:top w:val="single" w:sz="4" w:space="0" w:color="D6DCEA"/>
+              <w:left w:val="single" w:sz="4" w:space="0" w:color="D6DCEA"/>
+              <w:bottom w:val="single" w:sz="4" w:space="0" w:color="D6DCEA"/>
+              <w:right w:val="single" w:sz="4" w:space="0" w:color="D6DCEA"/>
+            </w:tcBorders>
+          </w:tcPr>
+          <w:p>
+            <w:pPr>
+              <w:pStyle w:val="Compact"/>
+              <w:widowControl/>
+              <w:spacing w:before="36" w:after="40"/>
+              <w:jc w:val="left"/>
+              <w:rPr>
+                <w:kern w:val="0"/>
+                <w:szCs w:val="24"/>
+                <w:lang w:val="en-US" w:eastAsia="en-US" w:bidi="ar-SA"/>
+              </w:rPr>
+            </w:pPr>
+            <w:r>
+              <w:rPr>
+                <w:kern w:val="0"/>
+                <w:sz w:val="18"/>
+                <w:szCs w:val="24"/>
+                <w:lang w:val="en-US" w:eastAsia="en-US" w:bidi="ar-SA"/>
+              </w:rPr>
+              <w:t>На период замещения — согласование заявок команды руководителя</w:t>
+            </w:r>
+          </w:p>
+        </w:tc>
+      </w:tr>
+      <w:tr>
+        <w:trPr/>
+        <w:tc>
+          <w:tcPr>
+            <w:tcW w:w="4679" w:type="dxa"/>
+            <w:tcBorders>
+              <w:top w:val="single" w:sz="4" w:space="0" w:color="D6DCEA"/>
+              <w:left w:val="single" w:sz="4" w:space="0" w:color="D6DCEA"/>
+              <w:bottom w:val="single" w:sz="4" w:space="0" w:color="D6DCEA"/>
+              <w:right w:val="single" w:sz="4" w:space="0" w:color="D6DCEA"/>
+            </w:tcBorders>
+          </w:tcPr>
+          <w:p>
+            <w:pPr>
+              <w:pStyle w:val="Compact"/>
+              <w:widowControl/>
+              <w:spacing w:before="36" w:after="40"/>
+              <w:jc w:val="left"/>
+              <w:rPr>
+                <w:kern w:val="0"/>
+                <w:szCs w:val="24"/>
+                <w:lang w:val="en-US" w:eastAsia="en-US" w:bidi="ar-SA"/>
+              </w:rPr>
+            </w:pPr>
+            <w:r>
+              <w:rPr>
+                <w:kern w:val="0"/>
+                <w:sz w:val="18"/>
+                <w:szCs w:val="24"/>
+                <w:lang w:val="en-US" w:eastAsia="en-US" w:bidi="ar-SA"/>
+              </w:rPr>
+              <w:t>Кадровая служба</w:t>
+            </w:r>
+          </w:p>
+        </w:tc>
+        <w:tc>
+          <w:tcPr>
+            <w:tcW w:w="4680" w:type="dxa"/>
+            <w:tcBorders>
+              <w:top w:val="single" w:sz="4" w:space="0" w:color="D6DCEA"/>
+              <w:left w:val="single" w:sz="4" w:space="0" w:color="D6DCEA"/>
+              <w:bottom w:val="single" w:sz="4" w:space="0" w:color="D6DCEA"/>
+              <w:right w:val="single" w:sz="4" w:space="0" w:color="D6DCEA"/>
+            </w:tcBorders>
+          </w:tcPr>
+          <w:p>
+            <w:pPr>
+              <w:pStyle w:val="Compact"/>
+              <w:widowControl/>
+              <w:spacing w:before="36" w:after="40"/>
+              <w:jc w:val="left"/>
+              <w:rPr>
+                <w:kern w:val="0"/>
+                <w:szCs w:val="24"/>
+                <w:lang w:val="en-US" w:eastAsia="en-US" w:bidi="ar-SA"/>
+              </w:rPr>
+            </w:pPr>
+            <w:r>
+              <w:rPr>
+                <w:kern w:val="0"/>
+                <w:sz w:val="18"/>
+                <w:szCs w:val="24"/>
+                <w:lang w:val="en-US" w:eastAsia="en-US" w:bidi="ar-SA"/>
+              </w:rPr>
+              <w:t>Сотрудники и импорт, оргструктура, календарь, кампания планирования, утверждение графика и форма Т-7, журнал извещений, журналы аудита и входов, блокировки и сеансы сотрудников, выгрузки и аналитика организации</w:t>
+            </w:r>
+          </w:p>
+        </w:tc>
+      </w:tr>
+      <w:tr>
+        <w:trPr/>
+        <w:tc>
+          <w:tcPr>
+            <w:tcW w:w="4679" w:type="dxa"/>
+            <w:tcBorders>
+              <w:top w:val="single" w:sz="4" w:space="0" w:color="D6DCEA"/>
+              <w:left w:val="single" w:sz="4" w:space="0" w:color="D6DCEA"/>
+              <w:bottom w:val="single" w:sz="4" w:space="0" w:color="D6DCEA"/>
+              <w:right w:val="single" w:sz="4" w:space="0" w:color="D6DCEA"/>
+            </w:tcBorders>
+          </w:tcPr>
+          <w:p>
+            <w:pPr>
+              <w:pStyle w:val="Compact"/>
+              <w:widowControl/>
+              <w:spacing w:before="36" w:after="40"/>
+              <w:jc w:val="left"/>
+              <w:rPr>
+                <w:kern w:val="0"/>
+                <w:szCs w:val="24"/>
+                <w:lang w:val="en-US" w:eastAsia="en-US" w:bidi="ar-SA"/>
+              </w:rPr>
+            </w:pPr>
+            <w:r>
+              <w:rPr>
+                <w:kern w:val="0"/>
+                <w:sz w:val="18"/>
+                <w:szCs w:val="24"/>
+                <w:lang w:val="en-US" w:eastAsia="en-US" w:bidi="ar-SA"/>
+              </w:rPr>
               <w:t>Администратор</w:t>
             </w:r>
           </w:p>
@@ -1742,7 +1880,7 @@
         <w:pStyle w:val="Heading1"/>
         <w:rPr/>
       </w:pPr>
-      <w:bookmarkStart w:id="7" w:name="__RefHeading___Toc19989_2275915807"/>
+      <w:bookmarkStart w:id="7" w:name="__RefHeading___Toc26581_3673021804"/>
       <w:bookmarkEnd w:id="7"/>
       <w:r>
         <w:rPr>
@@ -1916,7 +2054,7 @@
                 <w:szCs w:val="24"/>
                 <w:lang w:val="en-US" w:eastAsia="en-US" w:bidi="ar-SA"/>
               </w:rPr>
-              <w:t>Вход по логину и паролю; сеанс продлевается автоматически; смена пароля завершает все сеансы</w:t>
+              <w:t>Вход по логину и паролю или через единый вход; сеанс продлевается автоматически; смена пароля завершает все сеансы; политика паролей, смена выданного пароля при первом входе, временная блокировка после серии неудачных попыток, список и завершение сеансов (с v0.6.0)</w:t>
             </w:r>
           </w:p>
         </w:tc>
@@ -2192,7 +2330,7 @@
                 <w:szCs w:val="24"/>
                 <w:lang w:val="en-US" w:eastAsia="en-US" w:bidi="ar-SA"/>
               </w:rPr>
-              <w:t>Согласование руководителем по оргструктуре с показом пересечений в отделе; причина отклонения обязательна</w:t>
+              <w:t>Согласование руководителем по оргструктуре с показом пересечений в отделе; причина отклонения обязательна; замещение руководителя на период и эскалация заявки без решения вышестоящему (с v0.6.0)</w:t>
             </w:r>
           </w:p>
         </w:tc>
@@ -2815,6 +2953,282 @@
               </w:rPr>
               <w:t>Журнал аудита: автор, время, действие, объект, значения до и после; неизменяем из приложения</w:t>
             </w:r>
+          </w:p>
+        </w:tc>
+      </w:tr>
+      <w:tr>
+        <w:trPr/>
+        <w:tc>
+          <w:tcPr>
+            <w:tcW w:w="4679" w:type="dxa"/>
+            <w:tcBorders>
+              <w:top w:val="single" w:sz="4" w:space="0" w:color="D6DCEA"/>
+              <w:left w:val="single" w:sz="4" w:space="0" w:color="D6DCEA"/>
+              <w:bottom w:val="single" w:sz="4" w:space="0" w:color="D6DCEA"/>
+              <w:right w:val="single" w:sz="4" w:space="0" w:color="D6DCEA"/>
+            </w:tcBorders>
+          </w:tcPr>
+          <w:p>
+            <w:pPr>
+              <w:pStyle w:val="Compact"/>
+              <w:widowControl/>
+              <w:spacing w:before="36" w:after="40"/>
+              <w:jc w:val="left"/>
+              <w:rPr>
+                <w:kern w:val="0"/>
+                <w:szCs w:val="24"/>
+                <w:lang w:val="en-US" w:eastAsia="en-US" w:bidi="ar-SA"/>
+              </w:rPr>
+            </w:pPr>
+            <w:r>
+              <w:rPr>
+                <w:kern w:val="0"/>
+                <w:sz w:val="18"/>
+                <w:szCs w:val="24"/>
+                <w:lang w:val="en-US" w:eastAsia="en-US" w:bidi="ar-SA"/>
+              </w:rPr>
+              <w:t>FR-15</w:t>
+            </w:r>
+          </w:p>
+        </w:tc>
+        <w:tc>
+          <w:tcPr>
+            <w:tcW w:w="4680" w:type="dxa"/>
+            <w:tcBorders>
+              <w:top w:val="single" w:sz="4" w:space="0" w:color="D6DCEA"/>
+              <w:left w:val="single" w:sz="4" w:space="0" w:color="D6DCEA"/>
+              <w:bottom w:val="single" w:sz="4" w:space="0" w:color="D6DCEA"/>
+              <w:right w:val="single" w:sz="4" w:space="0" w:color="D6DCEA"/>
+            </w:tcBorders>
+          </w:tcPr>
+          <w:p>
+            <w:pPr>
+              <w:pStyle w:val="Compact"/>
+              <w:widowControl/>
+              <w:spacing w:before="36" w:after="40"/>
+              <w:jc w:val="left"/>
+              <w:rPr>
+                <w:kern w:val="0"/>
+                <w:szCs w:val="24"/>
+                <w:lang w:val="en-US" w:eastAsia="en-US" w:bidi="ar-SA"/>
+              </w:rPr>
+            </w:pPr>
+            <w:r>
+              <w:rPr>
+                <w:kern w:val="0"/>
+                <w:sz w:val="18"/>
+                <w:szCs w:val="24"/>
+                <w:lang w:val="en-US" w:eastAsia="en-US" w:bidi="ar-SA"/>
+              </w:rPr>
+              <w:t>Кампания планирования на год: приглашение со сроком, прогресс по отделам и сотрудникам (норма, часть не короче 14 дней), напоминания (с v0.6.0)</w:t>
+            </w:r>
+          </w:p>
+        </w:tc>
+      </w:tr>
+      <w:tr>
+        <w:trPr/>
+        <w:tc>
+          <w:tcPr>
+            <w:tcW w:w="4679" w:type="dxa"/>
+            <w:tcBorders>
+              <w:top w:val="single" w:sz="4" w:space="0" w:color="D6DCEA"/>
+              <w:left w:val="single" w:sz="4" w:space="0" w:color="D6DCEA"/>
+              <w:bottom w:val="single" w:sz="4" w:space="0" w:color="D6DCEA"/>
+              <w:right w:val="single" w:sz="4" w:space="0" w:color="D6DCEA"/>
+            </w:tcBorders>
+          </w:tcPr>
+          <w:p>
+            <w:pPr>
+              <w:pStyle w:val="Compact"/>
+              <w:widowControl/>
+              <w:spacing w:before="36" w:after="40"/>
+              <w:jc w:val="left"/>
+              <w:rPr>
+                <w:kern w:val="0"/>
+                <w:szCs w:val="24"/>
+                <w:lang w:val="en-US" w:eastAsia="en-US" w:bidi="ar-SA"/>
+              </w:rPr>
+            </w:pPr>
+            <w:r>
+              <w:rPr>
+                <w:kern w:val="0"/>
+                <w:sz w:val="18"/>
+                <w:szCs w:val="24"/>
+                <w:lang w:val="en-US" w:eastAsia="en-US" w:bidi="ar-SA"/>
+              </w:rPr>
+              <w:t>FR-16</w:t>
+            </w:r>
+          </w:p>
+        </w:tc>
+        <w:tc>
+          <w:tcPr>
+            <w:tcW w:w="4680" w:type="dxa"/>
+            <w:tcBorders>
+              <w:top w:val="single" w:sz="4" w:space="0" w:color="D6DCEA"/>
+              <w:left w:val="single" w:sz="4" w:space="0" w:color="D6DCEA"/>
+              <w:bottom w:val="single" w:sz="4" w:space="0" w:color="D6DCEA"/>
+              <w:right w:val="single" w:sz="4" w:space="0" w:color="D6DCEA"/>
+            </w:tcBorders>
+          </w:tcPr>
+          <w:p>
+            <w:pPr>
+              <w:pStyle w:val="Compact"/>
+              <w:widowControl/>
+              <w:spacing w:before="36" w:after="40"/>
+              <w:jc w:val="left"/>
+              <w:rPr>
+                <w:kern w:val="0"/>
+                <w:szCs w:val="24"/>
+                <w:lang w:val="en-US" w:eastAsia="en-US" w:bidi="ar-SA"/>
+              </w:rPr>
+            </w:pPr>
+            <w:r>
+              <w:rPr>
+                <w:kern w:val="0"/>
+                <w:sz w:val="18"/>
+                <w:szCs w:val="24"/>
+                <w:lang w:val="en-US" w:eastAsia="en-US" w:bidi="ar-SA"/>
+              </w:rPr>
+              <w:t>Утверждение графика один раз до начала года с номером и датой документа и мнением профсоюза; форма Т-7 (ОКУД 0301020) с переносами после утверждения (ТК РФ, ст. 123; с v0.6.0)</w:t>
+            </w:r>
+          </w:p>
+        </w:tc>
+      </w:tr>
+      <w:tr>
+        <w:trPr/>
+        <w:tc>
+          <w:tcPr>
+            <w:tcW w:w="4679" w:type="dxa"/>
+            <w:tcBorders>
+              <w:top w:val="single" w:sz="4" w:space="0" w:color="D6DCEA"/>
+              <w:left w:val="single" w:sz="4" w:space="0" w:color="D6DCEA"/>
+              <w:bottom w:val="single" w:sz="4" w:space="0" w:color="D6DCEA"/>
+              <w:right w:val="single" w:sz="4" w:space="0" w:color="D6DCEA"/>
+            </w:tcBorders>
+          </w:tcPr>
+          <w:p>
+            <w:pPr>
+              <w:pStyle w:val="Compact"/>
+              <w:widowControl/>
+              <w:spacing w:before="36" w:after="40"/>
+              <w:jc w:val="left"/>
+              <w:rPr>
+                <w:kern w:val="0"/>
+                <w:szCs w:val="24"/>
+                <w:lang w:val="en-US" w:eastAsia="en-US" w:bidi="ar-SA"/>
+              </w:rPr>
+            </w:pPr>
+            <w:r>
+              <w:rPr>
+                <w:kern w:val="0"/>
+                <w:sz w:val="18"/>
+                <w:szCs w:val="24"/>
+                <w:lang w:val="en-US" w:eastAsia="en-US" w:bidi="ar-SA"/>
+              </w:rPr>
+              <w:t>FR-17</w:t>
+            </w:r>
+          </w:p>
+        </w:tc>
+        <w:tc>
+          <w:tcPr>
+            <w:tcW w:w="4680" w:type="dxa"/>
+            <w:tcBorders>
+              <w:top w:val="single" w:sz="4" w:space="0" w:color="D6DCEA"/>
+              <w:left w:val="single" w:sz="4" w:space="0" w:color="D6DCEA"/>
+              <w:bottom w:val="single" w:sz="4" w:space="0" w:color="D6DCEA"/>
+              <w:right w:val="single" w:sz="4" w:space="0" w:color="D6DCEA"/>
+            </w:tcBorders>
+          </w:tcPr>
+          <w:p>
+            <w:pPr>
+              <w:pStyle w:val="Compact"/>
+              <w:widowControl/>
+              <w:spacing w:before="36" w:after="40"/>
+              <w:jc w:val="left"/>
+              <w:rPr>
+                <w:kern w:val="0"/>
+                <w:szCs w:val="24"/>
+                <w:lang w:val="en-US" w:eastAsia="en-US" w:bidi="ar-SA"/>
+              </w:rPr>
+            </w:pPr>
+            <w:r>
+              <w:rPr>
+                <w:kern w:val="0"/>
+                <w:sz w:val="18"/>
+                <w:szCs w:val="24"/>
+                <w:lang w:val="en-US" w:eastAsia="en-US" w:bidi="ar-SA"/>
+              </w:rPr>
+              <w:t>Извещение о начале отпуска не позднее чем за две недели, ознакомление сотрудника, журнал кадровой службы и лист для подписи (ТК РФ, ст. 123–124; с v0.6.0)</w:t>
+            </w:r>
+          </w:p>
+        </w:tc>
+      </w:tr>
+      <w:tr>
+        <w:trPr/>
+        <w:tc>
+          <w:tcPr>
+            <w:tcW w:w="4679" w:type="dxa"/>
+            <w:tcBorders>
+              <w:top w:val="single" w:sz="4" w:space="0" w:color="D6DCEA"/>
+              <w:left w:val="single" w:sz="4" w:space="0" w:color="D6DCEA"/>
+              <w:bottom w:val="single" w:sz="4" w:space="0" w:color="D6DCEA"/>
+              <w:right w:val="single" w:sz="4" w:space="0" w:color="D6DCEA"/>
+            </w:tcBorders>
+          </w:tcPr>
+          <w:p>
+            <w:pPr>
+              <w:pStyle w:val="Compact"/>
+              <w:widowControl/>
+              <w:spacing w:before="36" w:after="40"/>
+              <w:jc w:val="left"/>
+              <w:rPr>
+                <w:kern w:val="0"/>
+                <w:szCs w:val="24"/>
+                <w:lang w:val="en-US" w:eastAsia="en-US" w:bidi="ar-SA"/>
+              </w:rPr>
+            </w:pPr>
+            <w:r>
+              <w:rPr>
+                <w:kern w:val="0"/>
+                <w:sz w:val="18"/>
+                <w:szCs w:val="24"/>
+                <w:lang w:val="en-US" w:eastAsia="en-US" w:bidi="ar-SA"/>
+              </w:rPr>
+              <w:t>FR-18</w:t>
+            </w:r>
+          </w:p>
+        </w:tc>
+        <w:tc>
+          <w:tcPr>
+            <w:tcW w:w="4680" w:type="dxa"/>
+            <w:tcBorders>
+              <w:top w:val="single" w:sz="4" w:space="0" w:color="D6DCEA"/>
+              <w:left w:val="single" w:sz="4" w:space="0" w:color="D6DCEA"/>
+              <w:bottom w:val="single" w:sz="4" w:space="0" w:color="D6DCEA"/>
+              <w:right w:val="single" w:sz="4" w:space="0" w:color="D6DCEA"/>
+            </w:tcBorders>
+          </w:tcPr>
+          <w:p>
+            <w:pPr>
+              <w:pStyle w:val="Compact"/>
+              <w:widowControl/>
+              <w:spacing w:before="36" w:after="40"/>
+              <w:jc w:val="left"/>
+              <w:rPr>
+                <w:kern w:val="0"/>
+                <w:szCs w:val="24"/>
+                <w:lang w:val="en-US" w:eastAsia="en-US" w:bidi="ar-SA"/>
+              </w:rPr>
+            </w:pPr>
+            <w:r>
+              <w:rPr>
+                <w:kern w:val="0"/>
+                <w:sz w:val="18"/>
+                <w:szCs w:val="24"/>
+                <w:lang w:val="en-US" w:eastAsia="en-US" w:bidi="ar-SA"/>
+              </w:rPr>
+              <w:t>Журнал входов: успешные и неуспешные попытки, блокировки, адрес и браузер; срок хранения — правило организации (с v0.6.0)</w:t>
+            </w:r>
             <w:bookmarkStart w:id="8" w:name="функциональные-требования"/>
             <w:bookmarkEnd w:id="8"/>
           </w:p>
@@ -2826,7 +3240,7 @@
         <w:pStyle w:val="Heading1"/>
         <w:rPr/>
       </w:pPr>
-      <w:bookmarkStart w:id="9" w:name="__RefHeading___Toc19991_2275915807"/>
+      <w:bookmarkStart w:id="9" w:name="__RefHeading___Toc26583_3673021804"/>
       <w:bookmarkEnd w:id="9"/>
       <w:r>
         <w:rPr>
@@ -2992,10 +3406,80 @@
     </w:p>
     <w:p>
       <w:pPr>
+        <w:pStyle w:val="Compact"/>
+        <w:numPr>
+          <w:ilvl w:val="0"/>
+          <w:numId w:val="1"/>
+        </w:numPr>
+        <w:rPr/>
+      </w:pPr>
+      <w:r>
+        <w:rPr/>
+        <w:t>Кадровая служба открывает планирование следующего года → сотрудник видит приглашение и прогресс → кадровая служба утверждает график → форма Т-7 содержит согласованные отпуска; перенос после утверждения — в графах 8–9.</w:t>
+      </w:r>
+    </w:p>
+    <w:p>
+      <w:pPr>
+        <w:pStyle w:val="Compact"/>
+        <w:numPr>
+          <w:ilvl w:val="0"/>
+          <w:numId w:val="1"/>
+        </w:numPr>
+        <w:rPr/>
+      </w:pPr>
+      <w:r>
+        <w:rPr/>
+        <w:t>За две недели до начала согласованного отпуска сотрудник получает извещение и подтверждает ознакомление; кадровая служба видит отметку в журнале.</w:t>
+      </w:r>
+    </w:p>
+    <w:p>
+      <w:pPr>
+        <w:pStyle w:val="Compact"/>
+        <w:numPr>
+          <w:ilvl w:val="0"/>
+          <w:numId w:val="1"/>
+        </w:numPr>
+        <w:rPr/>
+      </w:pPr>
+      <w:r>
+        <w:rPr/>
+        <w:t>Руководитель передаёт согласование заместителю → заместитель согласует заявку команды; свою — нет.</w:t>
+      </w:r>
+    </w:p>
+    <w:p>
+      <w:pPr>
+        <w:pStyle w:val="Compact"/>
+        <w:numPr>
+          <w:ilvl w:val="0"/>
+          <w:numId w:val="1"/>
+        </w:numPr>
+        <w:rPr/>
+      </w:pPr>
+      <w:r>
+        <w:rPr/>
+        <w:t>После серии неверных паролей учётная запись блокируется, сотрудник получает уведомление; кадровая служба снимает блокировку; попытки видны в журнале входов.</w:t>
+      </w:r>
+    </w:p>
+    <w:p>
+      <w:pPr>
+        <w:pStyle w:val="Compact"/>
+        <w:numPr>
+          <w:ilvl w:val="0"/>
+          <w:numId w:val="1"/>
+        </w:numPr>
+        <w:rPr/>
+      </w:pPr>
+      <w:r>
+        <w:rPr/>
+        <w:t>Выданный кадровой службой пароль нужно сменить при первом входе; слабый пароль отклоняется с причиной; сеанс, завершённый из профиля, перестаёт работать.</w:t>
+      </w:r>
+    </w:p>
+    <w:p>
+      <w:pPr>
         <w:pStyle w:val="Heading1"/>
         <w:rPr/>
       </w:pPr>
-      <w:bookmarkStart w:id="10" w:name="__RefHeading___Toc19993_2275915807"/>
+      <w:bookmarkStart w:id="10" w:name="__RefHeading___Toc26585_3673021804"/>
       <w:bookmarkEnd w:id="10"/>
       <w:r>
         <w:rPr>
@@ -3596,7 +4080,7 @@
         <w:pStyle w:val="Heading1"/>
         <w:rPr/>
       </w:pPr>
-      <w:bookmarkStart w:id="12" w:name="__RefHeading___Toc19995_2275915807"/>
+      <w:bookmarkStart w:id="12" w:name="__RefHeading___Toc26587_3673021804"/>
       <w:bookmarkEnd w:id="12"/>
       <w:r>
         <w:rPr>
@@ -3743,7 +4227,7 @@
         <w:pStyle w:val="Heading1"/>
         <w:rPr/>
       </w:pPr>
-      <w:bookmarkStart w:id="13" w:name="__RefHeading___Toc19997_2275915807"/>
+      <w:bookmarkStart w:id="13" w:name="__RefHeading___Toc26589_3673021804"/>
       <w:bookmarkStart w:id="14" w:name="архитектура-и-данные"/>
       <w:bookmarkEnd w:id="13"/>
       <w:r>
@@ -3775,7 +4259,7 @@
         <w:pStyle w:val="Heading1"/>
         <w:rPr/>
       </w:pPr>
-      <w:bookmarkStart w:id="16" w:name="__RefHeading___Toc19999_2275915807"/>
+      <w:bookmarkStart w:id="16" w:name="__RefHeading___Toc26591_3673021804"/>
       <w:bookmarkStart w:id="17" w:name="поставка-и-сопровождение"/>
       <w:bookmarkEnd w:id="16"/>
       <w:r>
@@ -3872,7 +4356,7 @@
         <w:pStyle w:val="Heading1"/>
         <w:rPr/>
       </w:pPr>
-      <w:bookmarkStart w:id="18" w:name="__RefHeading___Toc20001_2275915807"/>
+      <w:bookmarkStart w:id="18" w:name="__RefHeading___Toc26593_3673021804"/>
       <w:bookmarkStart w:id="19" w:name="приёмка"/>
       <w:bookmarkEnd w:id="18"/>
       <w:r>
@@ -3926,7 +4410,7 @@
       </w:pPr>
       <w:r>
         <w:rPr/>
-        <w:t>Нагрузочный отчёт (v0.5.0) с показателями раздела «Нефункциональные требования».</w:t>
+        <w:t>Нагрузочный отчёт (v0.5.0, подтверждение для v0.6.0) с показателями раздела «Нефункциональные требования».</w:t>
       </w:r>
     </w:p>
     <w:p>
@@ -3964,7 +4448,7 @@
         <w:pStyle w:val="Heading1"/>
         <w:rPr/>
       </w:pPr>
-      <w:bookmarkStart w:id="21" w:name="__RefHeading___Toc20003_2275915807"/>
+      <w:bookmarkStart w:id="21" w:name="__RefHeading___Toc26595_3673021804"/>
       <w:bookmarkEnd w:id="21"/>
       <w:r>
         <w:rPr>
@@ -4735,7 +5219,7 @@
         <w:color w:val="8A92A6"/>
         <w:sz w:val="16"/>
       </w:rPr>
-      <w:t xml:space="preserve">Планировщик отпусков 0.5.0 · Техническое задание · стр. </w:t>
+      <w:t xml:space="preserve">Планировщик отпусков 0.6.0 · Техническое задание · стр. </w:t>
     </w:r>
     <w:r>
       <w:rPr/>
@@ -4751,7 +5235,7 @@
     </w:r>
     <w:r>
       <w:rPr/>
-      <w:t>14</w:t>
+      <w:t>15</w:t>
     </w:r>
     <w:r>
       <w:rPr/>
@@ -4774,7 +5258,7 @@
         <w:color w:val="8A92A6"/>
         <w:sz w:val="16"/>
       </w:rPr>
-      <w:t xml:space="preserve">Планировщик отпусков 0.5.0 · Техническое задание · стр. </w:t>
+      <w:t xml:space="preserve">Планировщик отпусков 0.6.0 · Техническое задание · стр. </w:t>
     </w:r>
     <w:r>
       <w:rPr/>
@@ -4790,7 +5274,7 @@
     </w:r>
     <w:r>
       <w:rPr/>
-      <w:t>14</w:t>
+      <w:t>15</w:t>
     </w:r>
     <w:r>
       <w:rPr/>

--- a/docs/docx/08-tz.docx
+++ b/docs/docx/08-tz.docx
@@ -23,7 +23,7 @@
       </w:pPr>
       <w:r>
         <w:rPr/>
-        <w:t>Планировщик отпусков 0.6.0 · Требования к корпоративному планировщику отпусков</w:t>
+        <w:t>Планировщик отпусков 1.0.0 · Требования к корпоративному планировщику отпусков</w:t>
       </w:r>
     </w:p>
     <w:p>
@@ -33,7 +33,7 @@
       </w:pPr>
       <w:r>
         <w:rPr/>
-        <w:t>29 октября 2026</w:t>
+        <w:t>30 октября 2026</w:t>
       </w:r>
     </w:p>
     <w:sdt>
@@ -93,7 +93,7 @@
             </w:rPr>
             <w:fldChar w:fldCharType="separate"/>
           </w:r>
-          <w:hyperlink w:anchor="__RefHeading___Toc26573_3673021804">
+          <w:hyperlink w:anchor="__RefHeading___Toc27660_1804324697">
             <w:r>
               <w:rPr>
                 <w:webHidden/>
@@ -114,7 +114,7 @@
             </w:tabs>
             <w:rPr/>
           </w:pPr>
-          <w:hyperlink w:anchor="__RefHeading___Toc26575_3673021804">
+          <w:hyperlink w:anchor="__RefHeading___Toc27662_1804324697">
             <w:r>
               <w:rPr>
                 <w:webHidden/>
@@ -135,7 +135,7 @@
             </w:tabs>
             <w:rPr/>
           </w:pPr>
-          <w:hyperlink w:anchor="__RefHeading___Toc26577_3673021804">
+          <w:hyperlink w:anchor="__RefHeading___Toc27664_1804324697">
             <w:r>
               <w:rPr>
                 <w:webHidden/>
@@ -156,7 +156,7 @@
             </w:tabs>
             <w:rPr/>
           </w:pPr>
-          <w:hyperlink w:anchor="__RefHeading___Toc26579_3673021804">
+          <w:hyperlink w:anchor="__RefHeading___Toc27666_1804324697">
             <w:r>
               <w:rPr>
                 <w:webHidden/>
@@ -177,7 +177,7 @@
             </w:tabs>
             <w:rPr/>
           </w:pPr>
-          <w:hyperlink w:anchor="__RefHeading___Toc26581_3673021804">
+          <w:hyperlink w:anchor="__RefHeading___Toc27668_1804324697">
             <w:r>
               <w:rPr>
                 <w:webHidden/>
@@ -198,7 +198,7 @@
             </w:tabs>
             <w:rPr/>
           </w:pPr>
-          <w:hyperlink w:anchor="__RefHeading___Toc26583_3673021804">
+          <w:hyperlink w:anchor="__RefHeading___Toc27670_1804324697">
             <w:r>
               <w:rPr>
                 <w:webHidden/>
@@ -219,7 +219,7 @@
             </w:tabs>
             <w:rPr/>
           </w:pPr>
-          <w:hyperlink w:anchor="__RefHeading___Toc26585_3673021804">
+          <w:hyperlink w:anchor="__RefHeading___Toc27672_1804324697">
             <w:r>
               <w:rPr>
                 <w:webHidden/>
@@ -240,7 +240,7 @@
             </w:tabs>
             <w:rPr/>
           </w:pPr>
-          <w:hyperlink w:anchor="__RefHeading___Toc26587_3673021804">
+          <w:hyperlink w:anchor="__RefHeading___Toc27674_1804324697">
             <w:r>
               <w:rPr>
                 <w:webHidden/>
@@ -261,7 +261,7 @@
             </w:tabs>
             <w:rPr/>
           </w:pPr>
-          <w:hyperlink w:anchor="__RefHeading___Toc26589_3673021804">
+          <w:hyperlink w:anchor="__RefHeading___Toc27676_1804324697">
             <w:r>
               <w:rPr>
                 <w:webHidden/>
@@ -282,7 +282,7 @@
             </w:tabs>
             <w:rPr/>
           </w:pPr>
-          <w:hyperlink w:anchor="__RefHeading___Toc26591_3673021804">
+          <w:hyperlink w:anchor="__RefHeading___Toc27678_1804324697">
             <w:r>
               <w:rPr>
                 <w:webHidden/>
@@ -303,7 +303,7 @@
             </w:tabs>
             <w:rPr/>
           </w:pPr>
-          <w:hyperlink w:anchor="__RefHeading___Toc26593_3673021804">
+          <w:hyperlink w:anchor="__RefHeading___Toc27680_1804324697">
             <w:r>
               <w:rPr>
                 <w:webHidden/>
@@ -324,7 +324,7 @@
             </w:tabs>
             <w:rPr/>
           </w:pPr>
-          <w:hyperlink w:anchor="__RefHeading___Toc26595_3673021804">
+          <w:hyperlink w:anchor="__RefHeading___Toc27682_1804324697">
             <w:r>
               <w:rPr>
                 <w:webHidden/>
@@ -349,7 +349,7 @@
         <w:pStyle w:val="Heading1"/>
         <w:rPr/>
       </w:pPr>
-      <w:bookmarkStart w:id="0" w:name="__RefHeading___Toc26573_3673021804"/>
+      <w:bookmarkStart w:id="0" w:name="__RefHeading___Toc27660_1804324697"/>
       <w:bookmarkEnd w:id="0"/>
       <w:r>
         <w:rPr>
@@ -753,7 +753,7 @@
         <w:pStyle w:val="Heading1"/>
         <w:rPr/>
       </w:pPr>
-      <w:bookmarkStart w:id="2" w:name="__RefHeading___Toc26575_3673021804"/>
+      <w:bookmarkStart w:id="2" w:name="__RefHeading___Toc27662_1804324697"/>
       <w:bookmarkEnd w:id="2"/>
       <w:r>
         <w:rPr>
@@ -1224,7 +1224,7 @@
         <w:pStyle w:val="Heading1"/>
         <w:rPr/>
       </w:pPr>
-      <w:bookmarkStart w:id="3" w:name="__RefHeading___Toc26577_3673021804"/>
+      <w:bookmarkStart w:id="3" w:name="__RefHeading___Toc27664_1804324697"/>
       <w:bookmarkEnd w:id="3"/>
       <w:r>
         <w:rPr>
@@ -1350,7 +1350,7 @@
         <w:pStyle w:val="Heading1"/>
         <w:rPr/>
       </w:pPr>
-      <w:bookmarkStart w:id="4" w:name="__RefHeading___Toc26579_3673021804"/>
+      <w:bookmarkStart w:id="4" w:name="__RefHeading___Toc27666_1804324697"/>
       <w:bookmarkStart w:id="5" w:name="роли"/>
       <w:bookmarkEnd w:id="4"/>
       <w:r>
@@ -1880,7 +1880,7 @@
         <w:pStyle w:val="Heading1"/>
         <w:rPr/>
       </w:pPr>
-      <w:bookmarkStart w:id="7" w:name="__RefHeading___Toc26581_3673021804"/>
+      <w:bookmarkStart w:id="7" w:name="__RefHeading___Toc27668_1804324697"/>
       <w:bookmarkEnd w:id="7"/>
       <w:r>
         <w:rPr>
@@ -3240,7 +3240,7 @@
         <w:pStyle w:val="Heading1"/>
         <w:rPr/>
       </w:pPr>
-      <w:bookmarkStart w:id="9" w:name="__RefHeading___Toc26583_3673021804"/>
+      <w:bookmarkStart w:id="9" w:name="__RefHeading___Toc27670_1804324697"/>
       <w:bookmarkEnd w:id="9"/>
       <w:r>
         <w:rPr>
@@ -3479,7 +3479,7 @@
         <w:pStyle w:val="Heading1"/>
         <w:rPr/>
       </w:pPr>
-      <w:bookmarkStart w:id="10" w:name="__RefHeading___Toc26585_3673021804"/>
+      <w:bookmarkStart w:id="10" w:name="__RefHeading___Toc27672_1804324697"/>
       <w:bookmarkEnd w:id="10"/>
       <w:r>
         <w:rPr>
@@ -4080,7 +4080,7 @@
         <w:pStyle w:val="Heading1"/>
         <w:rPr/>
       </w:pPr>
-      <w:bookmarkStart w:id="12" w:name="__RefHeading___Toc26587_3673021804"/>
+      <w:bookmarkStart w:id="12" w:name="__RefHeading___Toc27674_1804324697"/>
       <w:bookmarkEnd w:id="12"/>
       <w:r>
         <w:rPr>
@@ -4227,7 +4227,7 @@
         <w:pStyle w:val="Heading1"/>
         <w:rPr/>
       </w:pPr>
-      <w:bookmarkStart w:id="13" w:name="__RefHeading___Toc26589_3673021804"/>
+      <w:bookmarkStart w:id="13" w:name="__RefHeading___Toc27676_1804324697"/>
       <w:bookmarkStart w:id="14" w:name="архитектура-и-данные"/>
       <w:bookmarkEnd w:id="13"/>
       <w:r>
@@ -4259,7 +4259,7 @@
         <w:pStyle w:val="Heading1"/>
         <w:rPr/>
       </w:pPr>
-      <w:bookmarkStart w:id="16" w:name="__RefHeading___Toc26591_3673021804"/>
+      <w:bookmarkStart w:id="16" w:name="__RefHeading___Toc27678_1804324697"/>
       <w:bookmarkStart w:id="17" w:name="поставка-и-сопровождение"/>
       <w:bookmarkEnd w:id="16"/>
       <w:r>
@@ -4356,7 +4356,7 @@
         <w:pStyle w:val="Heading1"/>
         <w:rPr/>
       </w:pPr>
-      <w:bookmarkStart w:id="18" w:name="__RefHeading___Toc26593_3673021804"/>
+      <w:bookmarkStart w:id="18" w:name="__RefHeading___Toc27680_1804324697"/>
       <w:bookmarkStart w:id="19" w:name="приёмка"/>
       <w:bookmarkEnd w:id="18"/>
       <w:r>
@@ -4448,7 +4448,7 @@
         <w:pStyle w:val="Heading1"/>
         <w:rPr/>
       </w:pPr>
-      <w:bookmarkStart w:id="21" w:name="__RefHeading___Toc26595_3673021804"/>
+      <w:bookmarkStart w:id="21" w:name="__RefHeading___Toc27682_1804324697"/>
       <w:bookmarkEnd w:id="21"/>
       <w:r>
         <w:rPr>
@@ -5219,7 +5219,7 @@
         <w:color w:val="8A92A6"/>
         <w:sz w:val="16"/>
       </w:rPr>
-      <w:t xml:space="preserve">Планировщик отпусков 0.6.0 · Техническое задание · стр. </w:t>
+      <w:t xml:space="preserve">Планировщик отпусков 1.0.0 · Техническое задание · стр. </w:t>
     </w:r>
     <w:r>
       <w:rPr/>
@@ -5258,7 +5258,7 @@
         <w:color w:val="8A92A6"/>
         <w:sz w:val="16"/>
       </w:rPr>
-      <w:t xml:space="preserve">Планировщик отпусков 0.6.0 · Техническое задание · стр. </w:t>
+      <w:t xml:space="preserve">Планировщик отпусков 1.0.0 · Техническое задание · стр. </w:t>
     </w:r>
     <w:r>
       <w:rPr/>
